--- a/assets/files/Zhanhong_Cheng_Graduate_Opportunities_2027.docx
+++ b/assets/files/Zhanhong_Cheng_Graduate_Opportunities_2027.docx
@@ -45,7 +45,7 @@
           <w:color w:val="000000" w:themeColor="text1"/>
           <w:szCs w:val="20"/>
         </w:rPr>
-        <w:t>MASTER'S  •  PHD</w:t>
+        <w:t>Master's • PhD</w:t>
       </w:r>
       <w:r>
         <w:rPr>
@@ -72,7 +72,25 @@
           <w:color w:val="000000" w:themeColor="text1"/>
           <w:szCs w:val="20"/>
         </w:rPr>
-        <w:t xml:space="preserve">  |   FALL 2027</w:t>
+        <w:t xml:space="preserve">  </w:t>
+      </w:r>
+      <w:r>
+        <w:rPr>
+          <w:rFonts w:ascii="Helvetica" w:hAnsi="Helvetica"/>
+          <w:b/>
+          <w:color w:val="000000" w:themeColor="text1"/>
+          <w:szCs w:val="20"/>
+        </w:rPr>
+        <w:t xml:space="preserve"> </w:t>
+      </w:r>
+      <w:r>
+        <w:rPr>
+          <w:rFonts w:ascii="Helvetica" w:hAnsi="Helvetica"/>
+          <w:b/>
+          <w:color w:val="000000" w:themeColor="text1"/>
+          <w:szCs w:val="20"/>
+        </w:rPr>
+        <w:t>|   FALL 2027</w:t>
       </w:r>
     </w:p>
     <w:p>
@@ -105,17 +123,33 @@
       <w:r>
         <w:rPr>
           <w:rFonts w:ascii="Helvetica" w:hAnsi="Helvetica"/>
+          <w:color w:val="000000" w:themeColor="text1"/>
+          <w:sz w:val="22"/>
+        </w:rPr>
+        <w:t>,</w:t>
+      </w:r>
+      <w:r>
+        <w:rPr>
+          <w:rFonts w:ascii="Helvetica" w:hAnsi="Helvetica"/>
           <w:color w:val="0070C0"/>
           <w:sz w:val="22"/>
         </w:rPr>
-        <w:t xml:space="preserve">, </w:t>
+        <w:t xml:space="preserve"> </w:t>
       </w:r>
       <w:r>
         <w:rPr>
           <w:rFonts w:ascii="Helvetica" w:hAnsi="Helvetica"/>
           <w:sz w:val="22"/>
         </w:rPr>
-        <w:t>a ZJU 100 Young Professor at the Institute of Intelligent Transportation Systems, College of Civil Engineering and Architecture, Zhejiang University. I am currently recruiting international graduate students — at the Master's or PhD level — with at least one position available for Fall 2027.</w:t>
+        <w:t xml:space="preserve">a ZJU 100 Young Professor at the Institute of Intelligent Transportation Systems, College of Civil Engineering and Architecture, Zhejiang University. </w:t>
+      </w:r>
+      <w:bookmarkStart w:id="0" w:name="OLE_LINK2"/>
+      <w:r>
+        <w:rPr>
+          <w:rFonts w:ascii="Helvetica" w:hAnsi="Helvetica"/>
+          <w:sz w:val="22"/>
+        </w:rPr>
+        <w:t>I am currently recruiting international graduate students — at the Master's or PhD level — with at least one position available for Fall 2027.</w:t>
       </w:r>
       <w:r>
         <w:rPr>
@@ -325,6 +359,7 @@
         <w:t>tudents from transportation, civil engineering, computer science, statistics, applied mathematics, control, GIS, urban planning, and related fields are encouraged to apply.</w:t>
       </w:r>
     </w:p>
+    <w:bookmarkEnd w:id="0"/>
     <w:p>
       <w:pPr>
         <w:pStyle w:val="Heading1"/>
@@ -410,15 +445,6 @@
         </w:rPr>
         <w:t xml:space="preserve">. </w:t>
       </w:r>
-    </w:p>
-    <w:p>
-      <w:pPr>
-        <w:spacing w:after="32"/>
-        <w:rPr>
-          <w:rFonts w:ascii="Helvetica" w:hAnsi="Helvetica"/>
-          <w:sz w:val="22"/>
-        </w:rPr>
-      </w:pPr>
       <w:r>
         <w:rPr>
           <w:rFonts w:ascii="Helvetica" w:hAnsi="Helvetica"/>
@@ -440,45 +466,90 @@
           <w:rFonts w:ascii="Helvetica" w:hAnsi="Helvetica"/>
           <w:sz w:val="22"/>
         </w:rPr>
-        <w:t xml:space="preserve">It is a major center for the digital economy and AI, and home to technology companies and innovators including </w:t>
+        <w:t>It is a major center for the digital economy</w:t>
       </w:r>
-      <w:hyperlink r:id="rId9">
-        <w:r>
-          <w:rPr>
-            <w:rFonts w:ascii="Helvetica" w:hAnsi="Helvetica"/>
-            <w:b/>
-            <w:color w:val="0563C1"/>
-            <w:sz w:val="22"/>
-            <w:u w:val="single"/>
-          </w:rPr>
-          <w:t>Alibaba</w:t>
-        </w:r>
-      </w:hyperlink>
       <w:r>
         <w:rPr>
           <w:rFonts w:ascii="Helvetica" w:hAnsi="Helvetica"/>
           <w:sz w:val="22"/>
         </w:rPr>
-        <w:t xml:space="preserve"> and </w:t>
+        <w:t xml:space="preserve">, </w:t>
       </w:r>
-      <w:hyperlink r:id="rId10">
-        <w:r>
-          <w:rPr>
-            <w:rFonts w:ascii="Helvetica" w:hAnsi="Helvetica"/>
-            <w:b/>
-            <w:color w:val="0563C1"/>
-            <w:sz w:val="22"/>
-            <w:u w:val="single"/>
-          </w:rPr>
-          <w:t>DeepSeek</w:t>
-        </w:r>
-      </w:hyperlink>
       <w:r>
         <w:rPr>
           <w:rFonts w:ascii="Helvetica" w:hAnsi="Helvetica"/>
           <w:sz w:val="22"/>
         </w:rPr>
-        <w:t>. This ecosystem offers a valuable setting for connecting academic research with real urban problems and future careers.</w:t>
+        <w:t>and home to technology companies and innovators includin</w:t>
+      </w:r>
+      <w:r>
+        <w:rPr>
+          <w:rFonts w:ascii="Helvetica" w:hAnsi="Helvetica"/>
+          <w:sz w:val="22"/>
+        </w:rPr>
+        <w:t xml:space="preserve">g </w:t>
+      </w:r>
+      <w:r>
+        <w:rPr>
+          <w:rFonts w:ascii="Helvetica" w:hAnsi="Helvetica"/>
+          <w:b/>
+          <w:bCs/>
+          <w:sz w:val="22"/>
+        </w:rPr>
+        <w:t>Alibaba</w:t>
+      </w:r>
+      <w:r>
+        <w:rPr>
+          <w:rFonts w:ascii="Helvetica" w:hAnsi="Helvetica"/>
+          <w:sz w:val="22"/>
+        </w:rPr>
+        <w:t>,</w:t>
+      </w:r>
+      <w:r>
+        <w:rPr>
+          <w:rFonts w:ascii="Helvetica" w:hAnsi="Helvetica"/>
+          <w:sz w:val="22"/>
+        </w:rPr>
+        <w:t xml:space="preserve"> </w:t>
+      </w:r>
+      <w:r>
+        <w:rPr>
+          <w:rFonts w:ascii="Helvetica" w:hAnsi="Helvetica"/>
+          <w:b/>
+          <w:bCs/>
+          <w:sz w:val="22"/>
+        </w:rPr>
+        <w:t>DeepSeek</w:t>
+      </w:r>
+      <w:r>
+        <w:rPr>
+          <w:rFonts w:ascii="Helvetica" w:hAnsi="Helvetica"/>
+          <w:sz w:val="22"/>
+        </w:rPr>
+        <w:t xml:space="preserve">, and </w:t>
+      </w:r>
+      <w:r>
+        <w:rPr>
+          <w:rFonts w:ascii="Helvetica" w:hAnsi="Helvetica"/>
+          <w:b/>
+          <w:bCs/>
+          <w:sz w:val="22"/>
+        </w:rPr>
+        <w:t>Geely</w:t>
+      </w:r>
+      <w:r>
+        <w:rPr>
+          <w:rFonts w:ascii="Helvetica" w:hAnsi="Helvetica"/>
+          <w:sz w:val="22"/>
+        </w:rPr>
+        <w:t xml:space="preserve">. This </w:t>
+      </w:r>
+      <w:r>
+        <w:rPr>
+          <w:rFonts w:ascii="Helvetica" w:hAnsi="Helvetica"/>
+          <w:sz w:val="22"/>
+        </w:rPr>
+        <w:t>ecosystem offers a valuable setting for connecting academic research with real urban problems and future careers.</w:t>
       </w:r>
     </w:p>
     <w:p>
@@ -623,7 +694,23 @@
           <w:color w:val="000000" w:themeColor="text1"/>
           <w:sz w:val="22"/>
         </w:rPr>
-        <w:t xml:space="preserve"> (currently RMB 30,000 for one year, reapplication subject to performance).</w:t>
+        <w:t xml:space="preserve"> (currently RMB 30,000 for one year, re</w:t>
+      </w:r>
+      <w:r>
+        <w:rPr>
+          <w:rFonts w:ascii="Helvetica" w:hAnsi="Helvetica"/>
+          <w:color w:val="000000" w:themeColor="text1"/>
+          <w:sz w:val="22"/>
+        </w:rPr>
+        <w:t>-</w:t>
+      </w:r>
+      <w:r>
+        <w:rPr>
+          <w:rFonts w:ascii="Helvetica" w:hAnsi="Helvetica"/>
+          <w:color w:val="000000" w:themeColor="text1"/>
+          <w:sz w:val="22"/>
+        </w:rPr>
+        <w:t>application subject to performance).</w:t>
       </w:r>
     </w:p>
     <w:p>
@@ -673,7 +760,7 @@
         </w:rPr>
         <w:t xml:space="preserve">See: </w:t>
       </w:r>
-      <w:hyperlink r:id="rId11">
+      <w:hyperlink r:id="rId9">
         <w:r>
           <w:rPr>
             <w:rFonts w:ascii="Helvetica" w:hAnsi="Helvetica"/>
@@ -692,7 +779,7 @@
         </w:rPr>
         <w:t xml:space="preserve">  |  </w:t>
       </w:r>
-      <w:hyperlink r:id="rId12">
+      <w:hyperlink r:id="rId10">
         <w:r>
           <w:rPr>
             <w:rFonts w:ascii="Helvetica" w:hAnsi="Helvetica"/>
@@ -711,7 +798,7 @@
         </w:rPr>
         <w:t xml:space="preserve">  |  </w:t>
       </w:r>
-      <w:hyperlink r:id="rId13">
+      <w:hyperlink r:id="rId11">
         <w:r>
           <w:rPr>
             <w:rFonts w:ascii="Helvetica" w:hAnsi="Helvetica"/>
@@ -730,7 +817,7 @@
         </w:rPr>
         <w:t xml:space="preserve">  |  </w:t>
       </w:r>
-      <w:hyperlink r:id="rId14">
+      <w:hyperlink r:id="rId12">
         <w:r>
           <w:rPr>
             <w:rFonts w:ascii="Helvetica" w:hAnsi="Helvetica"/>
@@ -783,13 +870,6 @@
         </w:rPr>
         <w:t>For applicants required to provide evidence of English proficiency, currently accepted evidence includes IELTS 6.5, TOEFL 90, Duolingo 120, CAE/CPE 180, or an official certificate confirming that the applicant's previous degree was taught in English.</w:t>
       </w:r>
-      <w:r>
-        <w:rPr>
-          <w:rFonts w:ascii="Helvetica" w:hAnsi="Helvetica"/>
-          <w:sz w:val="22"/>
-        </w:rPr>
-        <w:t xml:space="preserve"> </w:t>
-      </w:r>
     </w:p>
     <w:p>
       <w:pPr>
@@ -803,6 +883,7 @@
           <w:color w:val="4F81BD" w:themeColor="accent1"/>
           <w:sz w:val="22"/>
           <w:szCs w:val="22"/>
+          <w:lang w:eastAsia="zh-CN"/>
         </w:rPr>
       </w:pPr>
       <w:r>
@@ -885,7 +966,7 @@
         </w:rPr>
         <w:t xml:space="preserve">Please email </w:t>
       </w:r>
-      <w:hyperlink r:id="rId15">
+      <w:hyperlink r:id="rId13">
         <w:r>
           <w:rPr>
             <w:rFonts w:ascii="Helvetica" w:hAnsi="Helvetica"/>
@@ -920,7 +1001,16 @@
           <w:color w:val="000000" w:themeColor="text1"/>
           <w:sz w:val="22"/>
         </w:rPr>
-        <w:t>Subject</w:t>
+        <w:t>Suggested s</w:t>
+      </w:r>
+      <w:r>
+        <w:rPr>
+          <w:rFonts w:ascii="Helvetica" w:hAnsi="Helvetica"/>
+          <w:b/>
+          <w:color w:val="000000" w:themeColor="text1"/>
+          <w:sz w:val="22"/>
+        </w:rPr>
+        <w:t>ubject</w:t>
       </w:r>
       <w:r>
         <w:rPr>
@@ -973,9 +1063,9 @@
       </w:r>
     </w:p>
     <w:sectPr>
-      <w:footerReference w:type="default" r:id="rId16"/>
+      <w:footerReference w:type="default" r:id="rId14"/>
       <w:pgSz w:w="12240" w:h="15840"/>
-      <w:pgMar w:top="778" w:right="893" w:bottom="720" w:left="893" w:header="360" w:footer="317" w:gutter="0"/>
+      <w:pgMar w:top="778" w:right="893" w:bottom="720" w:left="893" w:header="360" w:footer="737" w:gutter="0"/>
       <w:cols w:space="720"/>
       <w:docGrid w:linePitch="360"/>
     </w:sectPr>
